--- a/livrables/Lippens_Charles_2_guide_prise_en_main_092026.docx
+++ b/livrables/Lippens_Charles_2_guide_prise_en_main_092026.docx
@@ -58,7 +58,7 @@
           <w:color w:val="1F2937"/>
           <w:sz w:val="20"/>
         </w:rPr>
-        <w:t xml:space="preserve">Destinataires : </w:t>
+        <w:t xml:space="preserve">Destinataires : </w:t>
       </w:r>
       <w:r>
         <w:rPr>
@@ -80,7 +80,7 @@
           <w:color w:val="1F2937"/>
           <w:sz w:val="20"/>
         </w:rPr>
-        <w:t xml:space="preserve">Auteur : </w:t>
+        <w:t xml:space="preserve">Auteur : </w:t>
       </w:r>
       <w:r>
         <w:rPr>
@@ -102,7 +102,7 @@
           <w:color w:val="1F2937"/>
           <w:sz w:val="20"/>
         </w:rPr>
-        <w:t xml:space="preserve">Objet : </w:t>
+        <w:t xml:space="preserve">Objet : </w:t>
       </w:r>
       <w:r>
         <w:rPr>
@@ -124,7 +124,7 @@
           <w:color w:val="1F2937"/>
           <w:sz w:val="20"/>
         </w:rPr>
-        <w:t xml:space="preserve">Accessibilité : </w:t>
+        <w:t xml:space="preserve">Accessibilité : </w:t>
       </w:r>
       <w:r>
         <w:rPr>
@@ -146,7 +146,7 @@
           <w:color w:val="1F2937"/>
           <w:sz w:val="20"/>
         </w:rPr>
-        <w:t xml:space="preserve">Date : </w:t>
+        <w:t xml:space="preserve">Date : </w:t>
       </w:r>
       <w:r>
         <w:rPr>
@@ -154,7 +154,7 @@
           <w:color w:val="333333"/>
           <w:sz w:val="20"/>
         </w:rPr>
-        <w:t xml:space="preserve">Septembre 2026, dépôt du projet (première version en juillet 2026)</w:t>
+        <w:t xml:space="preserve">Octobre 2026, dépôt du projet (première version en juillet 2026)</w:t>
       </w:r>
     </w:p>
     <w:p>
@@ -168,7 +168,7 @@
           <w:color w:val="1F2937"/>
           <w:sz w:val="20"/>
         </w:rPr>
-        <w:t xml:space="preserve">Version : </w:t>
+        <w:t xml:space="preserve">Version : </w:t>
       </w:r>
       <w:r>
         <w:rPr>
@@ -176,7 +176,7 @@
           <w:color w:val="333333"/>
           <w:sz w:val="20"/>
         </w:rPr>
-        <w:t xml:space="preserve">1.3, mise en situation de fin de séquence 4 (section 7) et listes de réassort, le 25 septembre 2026, et mise à jour du 28 septembre 2026 (figure de concentration, alerte annotée, texte allégé) ; 1.2, publics et référence à 12,65 euros alignés sur le cahier des charges, le 25 septembre 2026 ; 1.1, phrase sur les avis clients corrigée le 24 septembre 2026 ; 1.0</w:t>
+        <w:t xml:space="preserve">1.4, mise à jour du 1er octobre 2026 (date du dépôt, typographie) ; 1.3, mise en situation de fin de séquence 4 (section 7) et listes de réassort, le 25 septembre 2026, et mise à jour du 28 septembre 2026 (figure de concentration, alerte annotée, texte allégé) ; 1.2, publics et référence à 12,65 euros alignés sur le cahier des charges, le 25 septembre 2026 ; 1.1, phrase sur les avis clients corrigée le 24 septembre 2026 ; 1.0</w:t>
       </w:r>
     </w:p>
     <w:p>
@@ -191,7 +191,7 @@
           <w:color w:val="333333"/>
           <w:sz w:val="20"/>
         </w:rPr>
-        <w:t xml:space="preserve">Ce guide accompagne les quatre séquences de formation. Il est écrit sans jargon : chaque terme technique est expliqué par une comparaison prise dans votre quotidien. Il se lit seul, dans l'ordre, en une vingtaine de minutes. La section 7 décrit la mise en situation qui termine la formation.</w:t>
+        <w:t xml:space="preserve">Ce guide accompagne les quatre séquences de formation. Il est écrit sans jargon : chaque terme technique est expliqué par une comparaison prise dans votre quotidien. Il se lit seul, dans l'ordre, en une vingtaine de minutes. La section 7 décrit la mise en situation qui termine la formation.</w:t>
       </w:r>
     </w:p>
     <w:p>
@@ -594,7 +594,7 @@
           <w:color w:val="333333"/>
           <w:sz w:val="21"/>
         </w:rPr>
-        <w:t>C'est un tableau où chaque ligne correspond à une référence, avec ses informations issues des deux systèmes réunies : prix de vente, prix d'achat, marge, stock, unités vendues et chiffre d'affaires généré. Il contient 714 références, celles pour lesquelles le rapprochement a été possible.</w:t>
+        <w:t>C'est un tableau où chaque ligne correspond à une référence, avec ses informations issues des deux systèmes réunies : prix de vente, prix d'achat, marge, stock, unités vendues et chiffre d'affaires généré. Il contient 714 références, celles pour lesquelles le rapprochement a été possible.</w:t>
       </w:r>
     </w:p>
     <w:p>
@@ -609,7 +609,7 @@
           <w:color w:val="333333"/>
           <w:sz w:val="20"/>
         </w:rPr>
-        <w:t>Pourquoi 714 et pas la totalité du catalogue ?</w:t>
+        <w:t>Pourquoi 714 et pas la totalité du catalogue ?</w:t>
       </w:r>
       <w:r>
         <w:rPr>
@@ -656,7 +656,7 @@
           <w:color w:val="333333"/>
           <w:sz w:val="21"/>
         </w:rPr>
-        <w:t xml:space="preserve">Chez BottleNeck, ce point est à 435 références, 63 % de celles qui vendent : près des deux tiers du catalogue actif font 80 % du chiffre d'affaires. C'est une concentration faible, loin d'une règle 20/80 : aucun petit noyau ne porte le reste. Le réassort prioritaire couvre donc ces 435 références ; les 254 autres demandent une politique à part.</w:t>
+        <w:t xml:space="preserve">Chez BottleNeck, ce point est à 435 références, 63 % de celles qui vendent : près des deux tiers du catalogue actif font 80 % du chiffre d'affaires. C'est une concentration faible, loin d'une règle 20/80 : aucun petit noyau ne porte le reste. Le réassort prioritaire couvre donc ces 435 références ; les 254 autres demandent une politique à part.</w:t>
       </w:r>
     </w:p>
     <w:p>
@@ -712,7 +712,7 @@
           <w:color w:val="64748B"/>
           <w:sz w:val="17"/>
         </w:rPr>
-        <w:t xml:space="preserve">Figure 1. Concentration du chiffre d'affaires : la courbe croise 80 % à 435 références, 63 % de celles qui vendent. Figure redessinée à partir des sorties du notebook (mêmes données).</w:t>
+        <w:t xml:space="preserve">Figure 1. Concentration du chiffre d'affaires : la courbe croise 80 % à 435 références, 63 % de celles qui vendent. Figure redessinée à partir des sorties du notebook (mêmes données).</w:t>
       </w:r>
     </w:p>
     <w:p>
@@ -1029,7 +1029,7 @@
           <w:color w:val="64748B"/>
           <w:sz w:val="17"/>
         </w:rPr>
-        <w:t xml:space="preserve">Figure 2. Extrait annoté de la liste des alertes de la détection croisée : les trois alertes invisibles à la détection sur le prix qui ont la marge la plus faible (étape 4 du notebook). Figure redessinée à partir des sorties du notebook (mêmes données).</w:t>
+        <w:t xml:space="preserve">Figure 2. Extrait annoté de la liste des alertes de la détection croisée : les trois alertes invisibles à la détection sur le prix qui ont la marge la plus faible (étape 4 du notebook). Figure redessinée à partir des sorties du notebook (mêmes données).</w:t>
       </w:r>
     </w:p>
     <w:p>
@@ -1054,7 +1054,7 @@
           <w:color w:val="333333"/>
           <w:sz w:val="20"/>
         </w:rPr>
-        <w:t xml:space="preserve"> La référence 4355 est affichée en ligne à 12,65 euros pour 77,48 euros d'achat : sa marge est de -512 %.</w:t>
+        <w:t xml:space="preserve"> La référence 4355 est affichée en ligne à 12,65 euros pour 77,48 euros d'achat : sa marge est de -512 %.</w:t>
       </w:r>
     </w:p>
     <w:p>
@@ -1079,7 +1079,7 @@
           <w:color w:val="333333"/>
           <w:sz w:val="20"/>
         </w:rPr>
-        <w:t xml:space="preserve"> Aucune vente en octobre : l'écart n'a encore rien coûté, mais chaque vente ferait perdre près de 65 euros.</w:t>
+        <w:t xml:space="preserve"> Aucune vente en octobre : l'écart n'a encore rien coûté, mais chaque vente ferait perdre près de 65 euros.</w:t>
       </w:r>
     </w:p>
     <w:p>
@@ -1104,7 +1104,7 @@
           <w:color w:val="333333"/>
           <w:sz w:val="20"/>
         </w:rPr>
-        <w:t xml:space="preserve"> Les deux autres lignes ont une marge normale (36 % et 38 %) : l'alerte vient d'une autre combinaison des cinq variables. Ce sont des doutes à vérifier avec les achats.</w:t>
+        <w:t xml:space="preserve"> Les deux autres lignes ont une marge normale (36 % et 38 %) : l'alerte vient d'une autre combinaison des cinq variables. Ce sont des doutes à vérifier avec les achats.</w:t>
       </w:r>
     </w:p>
     <w:p>
@@ -1134,7 +1134,7 @@
           <w:color w:val="333333"/>
           <w:sz w:val="20"/>
         </w:rPr>
-        <w:t xml:space="preserve"> Une anomalie signalée n'est pas une erreur. C'est une référence qui sort du comportement habituel du catalogue et qui mérite un regard humain. Certaines seront des erreurs de saisie, d'autres des choix commerciaux, comme une opération à prix coûtant. Rien n'est corrigé automatiquement : la décision vous revient.</w:t>
+        <w:t xml:space="preserve"> Une anomalie signalée n'est pas une erreur. C'est une référence qui sort du comportement habituel du catalogue et qui mérite un regard humain. Certaines seront des erreurs de saisie, d'autres des choix commerciaux, comme une opération à prix coûtant. Rien n'est corrigé automatiquement : la décision vous revient.</w:t>
       </w:r>
     </w:p>
     <w:p>
@@ -1159,7 +1159,7 @@
           <w:color w:val="333333"/>
           <w:sz w:val="21"/>
         </w:rPr>
-        <w:t xml:space="preserve">Une méthode d'explication indique, pour chaque référence, quels éléments contribuent le plus à son volume de ventes. Chez BottleNeck, le stock disponible arrive en tête, devant le prix d'achat et le taux de marge. La note et le nombre d'avis n'y pèsent rien, pour une raison simple : les avis sont désactivés sur le site, il n'y en a donc aucun à lire.</w:t>
+        <w:t xml:space="preserve">Une méthode d'explication indique, pour chaque référence, quels éléments contribuent le plus à son volume de ventes. Chez BottleNeck, le stock disponible arrive en tête, devant le prix d'achat et le taux de marge. La note et le nombre d'avis n'y pèsent rien, pour une raison simple : les avis sont désactivés sur le site, il n'y en a donc aucun à lire.</w:t>
       </w:r>
     </w:p>
     <w:p>
@@ -1184,7 +1184,7 @@
           <w:color w:val="333333"/>
           <w:sz w:val="20"/>
         </w:rPr>
-        <w:t xml:space="preserve"> Que le stock soit le premier facteur du modèle ne veut pas dire que remplir les rayons fait vendre. Le lien peut jouer dans l'autre sens : on ne vend que ce qu'on a en stock, et les références qui tournent sont réapprovisionnées plus souvent. Le résultat sert à prioriser le réassort ; il ne dit pas qu'augmenter un stock fera vendre plus.</w:t>
+        <w:t xml:space="preserve"> Que le stock soit le premier facteur du modèle ne veut pas dire que remplir les rayons fait vendre. Le lien peut jouer dans l'autre sens : on ne vend que ce qu'on a en stock, et les références qui tournent sont réapprovisionnées plus souvent. Le résultat sert à prioriser le réassort ; il ne dit pas qu'augmenter un stock fera vendre plus.</w:t>
       </w:r>
     </w:p>
     <w:p>
@@ -1408,7 +1408,7 @@
                 <w:color w:val="333333"/>
                 <w:sz w:val="18"/>
               </w:rPr>
-              <w:t>Vérifier le rapport de qualité : combien de lignes en infraction, sur quelles règles</w:t>
+              <w:t>Vérifier le rapport de qualité : combien de lignes en infraction, sur quelles règles</w:t>
             </w:r>
           </w:p>
         </w:tc>
@@ -1475,7 +1475,7 @@
                 <w:color w:val="333333"/>
                 <w:sz w:val="18"/>
               </w:rPr>
-              <w:t>Parcourir la liste des anomalies signalées et trancher : erreur à corriger, ou comportement normal à documenter</w:t>
+              <w:t>Parcourir la liste des anomalies signalées et trancher : erreur à corriger, ou comportement normal à documenter</w:t>
             </w:r>
           </w:p>
         </w:tc>
@@ -2940,7 +2940,7 @@
           <w:color w:val="333333"/>
           <w:sz w:val="21"/>
         </w:rPr>
-        <w:t xml:space="preserve">Le projet n'est livré que si le service achats lit la restitution sans aide (troisième condition du cahier des charges). Cette mise en situation le vérifie, en une vingtaine de minutes, avec les documents habituels : la vue produit, la liste des anomalies signalées et les deux listes de réassort.</w:t>
+        <w:t xml:space="preserve">Le projet n'est livré que si le service achats lit la restitution sans aide (troisième condition du cahier des charges). Cette mise en situation le vérifie, en une vingtaine de minutes, avec les documents habituels : la vue produit, la liste des anomalies signalées et les deux listes de réassort.</w:t>
       </w:r>
     </w:p>
     <w:p>
@@ -2962,7 +2962,7 @@
           <w:color w:val="333333"/>
           <w:sz w:val="21"/>
         </w:rPr>
-        <w:t xml:space="preserve"> Une ou deux personnes du service achats font trois tâches, seules, à voix haute. L'analyste observe et note, sans répondre aux questions pendant l'exercice ; il explique tout à la fin. Les dispositions des séquences s'appliquent : documents imprimés en noir et blanc, lecture à voix haute sur demande, pas de chronomètre pour qui en a besoin.</w:t>
+        <w:t xml:space="preserve"> Une ou deux personnes du service achats font trois tâches, seules, à voix haute. L'analyste observe et note, sans répondre aux questions pendant l'exercice ; il explique tout à la fin. Les dispositions des séquences s'appliquent : documents imprimés en noir et blanc, lecture à voix haute sur demande, pas de chronomètre pour qui en a besoin.</w:t>
       </w:r>
     </w:p>
     <w:tbl>
@@ -3182,7 +3182,7 @@
                 <w:color w:val="333333"/>
                 <w:sz w:val="17"/>
               </w:rPr>
-              <w:t xml:space="preserve">La bouteille affichée en ligne à 12,65 euros pour 77,48 euros d'achat, sans vente en octobre (figure 2) ; une alerte présentée comme un doute à vérifier avec les achats, pas comme une erreur</w:t>
+              <w:t xml:space="preserve">La bouteille affichée en ligne à 12,65 euros pour 77,48 euros d'achat, sans vente en octobre (figure 2) ; une alerte présentée comme un doute à vérifier avec les achats, pas comme une erreur</w:t>
             </w:r>
           </w:p>
         </w:tc>
@@ -3247,7 +3247,7 @@
                 <w:color w:val="333333"/>
                 <w:sz w:val="17"/>
               </w:rPr>
-              <w:t xml:space="preserve">Un choix fondé sur le chiffre d'affaires d'octobre, et aucune phrase du type « plus de stock fera plus de ventes »</w:t>
+              <w:t xml:space="preserve">Un choix fondé sur le chiffre d'affaires d'octobre, et aucune phrase du type « plus de stock fera plus de ventes »</w:t>
             </w:r>
           </w:p>
         </w:tc>
@@ -3966,7 +3966,7 @@
         <w:rFonts w:asciiTheme="minorHAnsi" w:eastAsiaTheme="minorEastAsia" w:hAnsiTheme="minorHAnsi" w:cstheme="minorBidi"/>
         <w:sz w:val="22"/>
         <w:szCs w:val="22"/>
-        <w:lang w:val="en-US" w:eastAsia="en-US" w:bidi="ar-SA"/>
+        <w:lang w:val="fr-FR" w:eastAsia="en-US" w:bidi="ar-SA"/>
       </w:rPr>
     </w:rPrDefault>
     <w:pPrDefault>

--- a/livrables/Lippens_Charles_2_guide_prise_en_main_092026.docx
+++ b/livrables/Lippens_Charles_2_guide_prise_en_main_092026.docx
@@ -219,19 +219,398 @@
       </w:r>
     </w:p>
     <w:p>
+      <w:pPr>
+        <w:tabs>
+          <w:tab w:val="right" w:leader="dot" w:pos="9298"/>
+        </w:tabs>
+        <w:spacing w:after="40"/>
+        <w:ind w:left="0"/>
+      </w:pPr>
       <w:r>
-        <w:fldChar w:fldCharType="begin" w:dirty="true"/>
+        <w:fldChar w:fldCharType="begin"/>
+      </w:r>
+      <w:r>
         <w:instrText xml:space="preserve">TOC \o "1-3" \h \z \u</w:instrText>
+      </w:r>
+      <w:r>
         <w:fldChar w:fldCharType="separate"/>
       </w:r>
-      <w:r>
-        <w:rPr>
-          <w:i/>
-          <w:color w:val="64748B"/>
-          <w:sz w:val="18"/>
-        </w:rPr>
-        <w:t>Ouvrez le document dans Word puis appuyez sur F9 pour actualiser le sommaire.</w:t>
-      </w:r>
+      <w:hyperlink w:anchor="_TocP130001" w:history="1">
+        <w:r>
+          <w:rPr>
+            <w:rFonts w:ascii="Calibri" w:hAnsi="Calibri"/>
+            <w:color w:val="1F2937"/>
+            <w:sz w:val="21"/>
+          </w:rPr>
+          <w:t xml:space="preserve">1. À quoi sert l'analyse</w:t>
+        </w:r>
+        <w:r>
+          <w:rPr>
+            <w:rFonts w:ascii="Calibri" w:hAnsi="Calibri"/>
+            <w:color w:val="1F2937"/>
+            <w:sz w:val="21"/>
+          </w:rPr>
+          <w:tab/>
+        </w:r>
+        <w:r>
+          <w:rPr>
+            <w:rFonts w:ascii="Calibri" w:hAnsi="Calibri"/>
+            <w:color w:val="1F2937"/>
+            <w:sz w:val="21"/>
+          </w:rPr>
+          <w:t>3</w:t>
+        </w:r>
+      </w:hyperlink>
+    </w:p>
+    <w:p>
+      <w:pPr>
+        <w:tabs>
+          <w:tab w:val="right" w:leader="dot" w:pos="9298"/>
+        </w:tabs>
+        <w:spacing w:after="40"/>
+        <w:ind w:left="0"/>
+      </w:pPr>
+      <w:hyperlink w:anchor="_TocP130002" w:history="1">
+        <w:r>
+          <w:rPr>
+            <w:rFonts w:ascii="Calibri" w:hAnsi="Calibri"/>
+            <w:color w:val="1F2937"/>
+            <w:sz w:val="21"/>
+          </w:rPr>
+          <w:t xml:space="preserve">2. Comment lire les résultats</w:t>
+        </w:r>
+        <w:r>
+          <w:rPr>
+            <w:rFonts w:ascii="Calibri" w:hAnsi="Calibri"/>
+            <w:color w:val="1F2937"/>
+            <w:sz w:val="21"/>
+          </w:rPr>
+          <w:tab/>
+        </w:r>
+        <w:r>
+          <w:rPr>
+            <w:rFonts w:ascii="Calibri" w:hAnsi="Calibri"/>
+            <w:color w:val="1F2937"/>
+            <w:sz w:val="21"/>
+          </w:rPr>
+          <w:t>3</w:t>
+        </w:r>
+      </w:hyperlink>
+    </w:p>
+    <w:p>
+      <w:pPr>
+        <w:tabs>
+          <w:tab w:val="right" w:leader="dot" w:pos="9298"/>
+        </w:tabs>
+        <w:spacing w:after="40"/>
+        <w:ind w:left="340"/>
+      </w:pPr>
+      <w:hyperlink w:anchor="_TocP130003" w:history="1">
+        <w:r>
+          <w:rPr>
+            <w:rFonts w:ascii="Calibri" w:hAnsi="Calibri"/>
+            <w:color w:val="1F2937"/>
+            <w:sz w:val="21"/>
+          </w:rPr>
+          <w:t xml:space="preserve">2.1 La vue produit unifiée</w:t>
+        </w:r>
+        <w:r>
+          <w:rPr>
+            <w:rFonts w:ascii="Calibri" w:hAnsi="Calibri"/>
+            <w:color w:val="1F2937"/>
+            <w:sz w:val="21"/>
+          </w:rPr>
+          <w:tab/>
+        </w:r>
+        <w:r>
+          <w:rPr>
+            <w:rFonts w:ascii="Calibri" w:hAnsi="Calibri"/>
+            <w:color w:val="1F2937"/>
+            <w:sz w:val="21"/>
+          </w:rPr>
+          <w:t>3</w:t>
+        </w:r>
+      </w:hyperlink>
+    </w:p>
+    <w:p>
+      <w:pPr>
+        <w:tabs>
+          <w:tab w:val="right" w:leader="dot" w:pos="9298"/>
+        </w:tabs>
+        <w:spacing w:after="40"/>
+        <w:ind w:left="340"/>
+      </w:pPr>
+      <w:hyperlink w:anchor="_TocP130004" w:history="1">
+        <w:r>
+          <w:rPr>
+            <w:rFonts w:ascii="Calibri" w:hAnsi="Calibri"/>
+            <w:color w:val="1F2937"/>
+            <w:sz w:val="21"/>
+          </w:rPr>
+          <w:t xml:space="preserve">2.2 La concentration du chiffre d'affaires</w:t>
+        </w:r>
+        <w:r>
+          <w:rPr>
+            <w:rFonts w:ascii="Calibri" w:hAnsi="Calibri"/>
+            <w:color w:val="1F2937"/>
+            <w:sz w:val="21"/>
+          </w:rPr>
+          <w:tab/>
+        </w:r>
+        <w:r>
+          <w:rPr>
+            <w:rFonts w:ascii="Calibri" w:hAnsi="Calibri"/>
+            <w:color w:val="1F2937"/>
+            <w:sz w:val="21"/>
+          </w:rPr>
+          <w:t>3</w:t>
+        </w:r>
+      </w:hyperlink>
+    </w:p>
+    <w:p>
+      <w:pPr>
+        <w:tabs>
+          <w:tab w:val="right" w:leader="dot" w:pos="9298"/>
+        </w:tabs>
+        <w:spacing w:after="40"/>
+        <w:ind w:left="340"/>
+      </w:pPr>
+      <w:hyperlink w:anchor="_TocP130005" w:history="1">
+        <w:r>
+          <w:rPr>
+            <w:rFonts w:ascii="Calibri" w:hAnsi="Calibri"/>
+            <w:color w:val="1F2937"/>
+            <w:sz w:val="21"/>
+          </w:rPr>
+          <w:t xml:space="preserve">2.3 Les anomalies signalées</w:t>
+        </w:r>
+        <w:r>
+          <w:rPr>
+            <w:rFonts w:ascii="Calibri" w:hAnsi="Calibri"/>
+            <w:color w:val="1F2937"/>
+            <w:sz w:val="21"/>
+          </w:rPr>
+          <w:tab/>
+        </w:r>
+        <w:r>
+          <w:rPr>
+            <w:rFonts w:ascii="Calibri" w:hAnsi="Calibri"/>
+            <w:color w:val="1F2937"/>
+            <w:sz w:val="21"/>
+          </w:rPr>
+          <w:t>4</w:t>
+        </w:r>
+      </w:hyperlink>
+    </w:p>
+    <w:p>
+      <w:pPr>
+        <w:tabs>
+          <w:tab w:val="right" w:leader="dot" w:pos="9298"/>
+        </w:tabs>
+        <w:spacing w:after="40"/>
+        <w:ind w:left="340"/>
+      </w:pPr>
+      <w:hyperlink w:anchor="_TocP130006" w:history="1">
+        <w:r>
+          <w:rPr>
+            <w:rFonts w:ascii="Calibri" w:hAnsi="Calibri"/>
+            <w:color w:val="1F2937"/>
+            <w:sz w:val="21"/>
+          </w:rPr>
+          <w:t xml:space="preserve">2.4 Les facteurs de vente</w:t>
+        </w:r>
+        <w:r>
+          <w:rPr>
+            <w:rFonts w:ascii="Calibri" w:hAnsi="Calibri"/>
+            <w:color w:val="1F2937"/>
+            <w:sz w:val="21"/>
+          </w:rPr>
+          <w:tab/>
+        </w:r>
+        <w:r>
+          <w:rPr>
+            <w:rFonts w:ascii="Calibri" w:hAnsi="Calibri"/>
+            <w:color w:val="1F2937"/>
+            <w:sz w:val="21"/>
+          </w:rPr>
+          <w:t>5</w:t>
+        </w:r>
+      </w:hyperlink>
+    </w:p>
+    <w:p>
+      <w:pPr>
+        <w:tabs>
+          <w:tab w:val="right" w:leader="dot" w:pos="9298"/>
+        </w:tabs>
+        <w:spacing w:after="40"/>
+        <w:ind w:left="0"/>
+      </w:pPr>
+      <w:hyperlink w:anchor="_TocP130007" w:history="1">
+        <w:r>
+          <w:rPr>
+            <w:rFonts w:ascii="Calibri" w:hAnsi="Calibri"/>
+            <w:color w:val="1F2937"/>
+            <w:sz w:val="21"/>
+          </w:rPr>
+          <w:t xml:space="preserve">3. Ce que l'analyse ne fait pas</w:t>
+        </w:r>
+        <w:r>
+          <w:rPr>
+            <w:rFonts w:ascii="Calibri" w:hAnsi="Calibri"/>
+            <w:color w:val="1F2937"/>
+            <w:sz w:val="21"/>
+          </w:rPr>
+          <w:tab/>
+        </w:r>
+        <w:r>
+          <w:rPr>
+            <w:rFonts w:ascii="Calibri" w:hAnsi="Calibri"/>
+            <w:color w:val="1F2937"/>
+            <w:sz w:val="21"/>
+          </w:rPr>
+          <w:t>5</w:t>
+        </w:r>
+      </w:hyperlink>
+    </w:p>
+    <w:p>
+      <w:pPr>
+        <w:tabs>
+          <w:tab w:val="right" w:leader="dot" w:pos="9298"/>
+        </w:tabs>
+        <w:spacing w:after="40"/>
+        <w:ind w:left="0"/>
+      </w:pPr>
+      <w:hyperlink w:anchor="_TocP130008" w:history="1">
+        <w:r>
+          <w:rPr>
+            <w:rFonts w:ascii="Calibri" w:hAnsi="Calibri"/>
+            <w:color w:val="1F2937"/>
+            <w:sz w:val="21"/>
+          </w:rPr>
+          <w:t xml:space="preserve">4. Que faire en pratique, semaine par semaine</w:t>
+        </w:r>
+        <w:r>
+          <w:rPr>
+            <w:rFonts w:ascii="Calibri" w:hAnsi="Calibri"/>
+            <w:color w:val="1F2937"/>
+            <w:sz w:val="21"/>
+          </w:rPr>
+          <w:tab/>
+        </w:r>
+        <w:r>
+          <w:rPr>
+            <w:rFonts w:ascii="Calibri" w:hAnsi="Calibri"/>
+            <w:color w:val="1F2937"/>
+            <w:sz w:val="21"/>
+          </w:rPr>
+          <w:t>5</w:t>
+        </w:r>
+      </w:hyperlink>
+    </w:p>
+    <w:p>
+      <w:pPr>
+        <w:tabs>
+          <w:tab w:val="right" w:leader="dot" w:pos="9298"/>
+        </w:tabs>
+        <w:spacing w:after="40"/>
+        <w:ind w:left="0"/>
+      </w:pPr>
+      <w:hyperlink w:anchor="_TocP130009" w:history="1">
+        <w:r>
+          <w:rPr>
+            <w:rFonts w:ascii="Calibri" w:hAnsi="Calibri"/>
+            <w:color w:val="1F2937"/>
+            <w:sz w:val="21"/>
+          </w:rPr>
+          <w:t xml:space="preserve">5. Glossaire</w:t>
+        </w:r>
+        <w:r>
+          <w:rPr>
+            <w:rFonts w:ascii="Calibri" w:hAnsi="Calibri"/>
+            <w:color w:val="1F2937"/>
+            <w:sz w:val="21"/>
+          </w:rPr>
+          <w:tab/>
+        </w:r>
+        <w:r>
+          <w:rPr>
+            <w:rFonts w:ascii="Calibri" w:hAnsi="Calibri"/>
+            <w:color w:val="1F2937"/>
+            <w:sz w:val="21"/>
+          </w:rPr>
+          <w:t>5</w:t>
+        </w:r>
+      </w:hyperlink>
+    </w:p>
+    <w:p>
+      <w:pPr>
+        <w:tabs>
+          <w:tab w:val="right" w:leader="dot" w:pos="9298"/>
+        </w:tabs>
+        <w:spacing w:after="40"/>
+        <w:ind w:left="0"/>
+      </w:pPr>
+      <w:hyperlink w:anchor="_TocP130010" w:history="1">
+        <w:r>
+          <w:rPr>
+            <w:rFonts w:ascii="Calibri" w:hAnsi="Calibri"/>
+            <w:color w:val="1F2937"/>
+            <w:sz w:val="21"/>
+          </w:rPr>
+          <w:t xml:space="preserve">6. À qui s'adresser</w:t>
+        </w:r>
+        <w:r>
+          <w:rPr>
+            <w:rFonts w:ascii="Calibri" w:hAnsi="Calibri"/>
+            <w:color w:val="1F2937"/>
+            <w:sz w:val="21"/>
+          </w:rPr>
+          <w:tab/>
+        </w:r>
+        <w:r>
+          <w:rPr>
+            <w:rFonts w:ascii="Calibri" w:hAnsi="Calibri"/>
+            <w:color w:val="1F2937"/>
+            <w:sz w:val="21"/>
+          </w:rPr>
+          <w:t>6</w:t>
+        </w:r>
+      </w:hyperlink>
+    </w:p>
+    <w:p>
+      <w:pPr>
+        <w:tabs>
+          <w:tab w:val="right" w:leader="dot" w:pos="9298"/>
+        </w:tabs>
+        <w:spacing w:after="40"/>
+        <w:ind w:left="0"/>
+      </w:pPr>
+      <w:hyperlink w:anchor="_TocP130011" w:history="1">
+        <w:r>
+          <w:rPr>
+            <w:rFonts w:ascii="Calibri" w:hAnsi="Calibri"/>
+            <w:color w:val="1F2937"/>
+            <w:sz w:val="21"/>
+          </w:rPr>
+          <w:t xml:space="preserve">7. La mise en situation, en fin de séquence 4</w:t>
+        </w:r>
+        <w:r>
+          <w:rPr>
+            <w:rFonts w:ascii="Calibri" w:hAnsi="Calibri"/>
+            <w:color w:val="1F2937"/>
+            <w:sz w:val="21"/>
+          </w:rPr>
+          <w:tab/>
+        </w:r>
+        <w:r>
+          <w:rPr>
+            <w:rFonts w:ascii="Calibri" w:hAnsi="Calibri"/>
+            <w:color w:val="1F2937"/>
+            <w:sz w:val="21"/>
+          </w:rPr>
+          <w:t>6</w:t>
+        </w:r>
+      </w:hyperlink>
       <w:r>
         <w:fldChar w:fldCharType="end"/>
       </w:r>
@@ -245,9 +624,11 @@
       <w:pPr>
         <w:pStyle w:val="Heading1"/>
       </w:pPr>
+      <w:bookmarkStart w:id="7001" w:name="_TocP130001"/>
       <w:r>
         <w:t>1. À quoi sert l'analyse</w:t>
       </w:r>
+      <w:bookmarkEnd w:id="7001"/>
     </w:p>
     <w:p>
       <w:r>
@@ -573,17 +954,21 @@
       <w:pPr>
         <w:pStyle w:val="Heading1"/>
       </w:pPr>
+      <w:bookmarkStart w:id="7002" w:name="_TocP130002"/>
       <w:r>
         <w:t>2. Comment lire les résultats</w:t>
       </w:r>
+      <w:bookmarkEnd w:id="7002"/>
     </w:p>
     <w:p>
       <w:pPr>
         <w:pStyle w:val="Heading2"/>
       </w:pPr>
+      <w:bookmarkStart w:id="7003" w:name="_TocP130003"/>
       <w:r>
         <w:t>2.1 La vue produit unifiée</w:t>
       </w:r>
+      <w:bookmarkEnd w:id="7003"/>
     </w:p>
     <w:p>
       <w:r>
@@ -631,9 +1016,11 @@
       <w:pPr>
         <w:pStyle w:val="Heading2"/>
       </w:pPr>
+      <w:bookmarkStart w:id="7004" w:name="_TocP130004"/>
       <w:r>
         <w:t>2.2 La concentration du chiffre d'affaires</w:t>
       </w:r>
+      <w:bookmarkEnd w:id="7004"/>
     </w:p>
     <w:p>
       <w:r>
@@ -719,9 +1106,11 @@
       <w:pPr>
         <w:pStyle w:val="Heading2"/>
       </w:pPr>
+      <w:bookmarkStart w:id="7005" w:name="_TocP130005"/>
       <w:r>
         <w:t>2.3 Les anomalies signalées</w:t>
       </w:r>
+      <w:bookmarkEnd w:id="7005"/>
     </w:p>
     <w:p>
       <w:r>
@@ -1146,9 +1535,11 @@
       <w:pPr>
         <w:pStyle w:val="Heading2"/>
       </w:pPr>
+      <w:bookmarkStart w:id="7006" w:name="_TocP130006"/>
       <w:r>
         <w:t>2.4 Les facteurs de vente</w:t>
       </w:r>
+      <w:bookmarkEnd w:id="7006"/>
     </w:p>
     <w:p>
       <w:r>
@@ -1196,9 +1587,11 @@
       <w:pPr>
         <w:pStyle w:val="Heading1"/>
       </w:pPr>
+      <w:bookmarkStart w:id="7007" w:name="_TocP130007"/>
       <w:r>
         <w:t>3. Ce que l'analyse ne fait pas</w:t>
       </w:r>
+      <w:bookmarkEnd w:id="7007"/>
     </w:p>
     <w:p>
       <w:pPr>
@@ -1272,9 +1665,11 @@
       <w:pPr>
         <w:pStyle w:val="Heading1"/>
       </w:pPr>
+      <w:bookmarkStart w:id="7008" w:name="_TocP130008"/>
       <w:r>
         <w:t>4. Que faire en pratique, semaine par semaine</w:t>
       </w:r>
+      <w:bookmarkEnd w:id="7008"/>
     </w:p>
     <w:tbl>
       <w:tblPr>
@@ -1644,9 +2039,11 @@
       <w:pPr>
         <w:pStyle w:val="Heading1"/>
       </w:pPr>
+      <w:bookmarkStart w:id="7009" w:name="_TocP130009"/>
       <w:r>
         <w:t>5. Glossaire</w:t>
       </w:r>
+      <w:bookmarkEnd w:id="7009"/>
     </w:p>
     <w:p>
       <w:r>
@@ -2560,9 +2957,11 @@
       <w:pPr>
         <w:pStyle w:val="Heading1"/>
       </w:pPr>
+      <w:bookmarkStart w:id="7010" w:name="_TocP130010"/>
       <w:r>
         <w:t>6. À qui s'adresser</w:t>
       </w:r>
+      <w:bookmarkEnd w:id="7010"/>
     </w:p>
     <w:tbl>
       <w:tblPr>
@@ -2927,9 +3326,11 @@
       <w:pPr>
         <w:pStyle w:val="Heading1"/>
       </w:pPr>
+      <w:bookmarkStart w:id="7011" w:name="_TocP130011"/>
       <w:r>
         <w:t xml:space="preserve">7. La mise en situation, en fin de séquence 4</w:t>
       </w:r>
+      <w:bookmarkEnd w:id="7011"/>
     </w:p>
     <w:p>
       <w:r>

--- a/livrables/Lippens_Charles_2_guide_prise_en_main_092026.docx
+++ b/livrables/Lippens_Charles_2_guide_prise_en_main_092026.docx
@@ -176,7 +176,7 @@
           <w:color w:val="333333"/>
           <w:sz w:val="20"/>
         </w:rPr>
-        <w:t xml:space="preserve">1.4, mise à jour du 1er octobre 2026 (date du dépôt, typographie) ; 1.3, mise en situation de fin de séquence 4 (section 7) et listes de réassort, le 25 septembre 2026, et mise à jour du 28 septembre 2026 (figure de concentration, alerte annotée, texte allégé) ; 1.2, publics et référence à 12,65 euros alignés sur le cahier des charges, le 25 septembre 2026 ; 1.1, phrase sur les avis clients corrigée le 24 septembre 2026 ; 1.0</w:t>
+        <w:t xml:space="preserve">1.5, le 7 octobre 2026 : résultat de la mise en situation (section 7) ; 1.4, mise à jour du 1er octobre 2026 (date du dépôt, typographie) ; 1.3, mise en situation de fin de séquence 4 (section 7) et listes de réassort, le 25 septembre 2026, et mise à jour du 28 septembre 2026 (figure de concentration, alerte annotée, texte allégé) ; 1.2, publics et référence à 12,65 euros alignés sur le cahier des charges, le 25 septembre 2026 ; 1.1, phrase sur les avis clients corrigée le 24 septembre 2026 ; 1.0</w:t>
       </w:r>
     </w:p>
     <w:p>
@@ -4068,7 +4068,7 @@
           <w:color w:val="333333"/>
           <w:sz w:val="21"/>
         </w:rPr>
-        <w:t xml:space="preserve"> La condition de réception est remplie si quatre critères sur cinq sont tenus. Sinon, la séquence qui correspond au critère manqué est reprise, puis la mise en situation refaite. Le résultat est noté dans le compte rendu de la séquence 4, avec les questions posées, pour améliorer le guide.</w:t>
+        <w:t xml:space="preserve"> La condition de réception est remplie si quatre critères sur cinq sont tenus. Sinon, la séquence qui correspond au critère manqué est reprise, puis la mise en situation refaite. Le résultat est noté avec les questions posées, pour améliorer le guide. Essai du 7 octobre 2026, avec une personne extérieure aux données dans le rôle de l'acheteur : cinq critères tenus sur cinq. C'est un test de lisibilité ; dans une mission réelle, la mise en situation se fait avec le service achats.</w:t>
       </w:r>
     </w:p>
     <w:p>

--- a/livrables/Lippens_Charles_2_guide_prise_en_main_092026.docx
+++ b/livrables/Lippens_Charles_2_guide_prise_en_main_092026.docx
@@ -154,7 +154,7 @@
           <w:color w:val="333333"/>
           <w:sz w:val="20"/>
         </w:rPr>
-        <w:t xml:space="preserve">Octobre 2026, dépôt du projet (première version en juillet 2026)</w:t>
+        <w:t xml:space="preserve">Octobre 2026, dépôt du projet</w:t>
       </w:r>
     </w:p>
     <w:p>
@@ -979,7 +979,7 @@
           <w:color w:val="333333"/>
           <w:sz w:val="21"/>
         </w:rPr>
-        <w:t>C'est un tableau où chaque ligne correspond à une référence, avec ses informations issues des deux systèmes réunies : prix de vente, prix d'achat, marge, stock, unités vendues et chiffre d'affaires généré. Il contient 714 références, celles pour lesquelles le rapprochement a été possible.</w:t>
+        <w:t xml:space="preserve">C'est un tableau où chaque ligne correspond à une référence et réunit ses informations issues des deux systèmes : prix de vente, prix d'achat, marge, stock, unités vendues et chiffre d'affaires généré. Il contient 714 références, celles pour lesquelles le rapprochement a été possible.</w:t>
       </w:r>
     </w:p>
     <w:p>
@@ -1043,7 +1043,7 @@
           <w:color w:val="333333"/>
           <w:sz w:val="21"/>
         </w:rPr>
-        <w:t xml:space="preserve">Chez BottleNeck, ce point est à 435 références, 63 % de celles qui vendent : près des deux tiers du catalogue actif font 80 % du chiffre d'affaires. C'est une concentration faible, loin d'une règle 20/80 : aucun petit noyau ne porte le reste. Le réassort prioritaire couvre donc ces 435 références ; les 254 autres demandent une politique à part.</w:t>
+        <w:t xml:space="preserve">Chez BottleNeck, ce point est à 435 références, 63 % de celles qui vendent : près des deux tiers du catalogue actif font 80 % du chiffre d'affaires. C'est une concentration faible, loin d'une règle 20/80 : aucun petit noyau ne porte l'essentiel. Le réassort prioritaire couvre donc ces 435 références ; les 254 autres demandent une politique à part.</w:t>
       </w:r>
     </w:p>
     <w:p>
@@ -1523,7 +1523,7 @@
           <w:color w:val="333333"/>
           <w:sz w:val="20"/>
         </w:rPr>
-        <w:t xml:space="preserve"> Une anomalie signalée n'est pas une erreur. C'est une référence qui sort du comportement habituel du catalogue et qui mérite un regard humain. Certaines seront des erreurs de saisie, d'autres des choix commerciaux, comme une opération à prix coûtant. Rien n'est corrigé automatiquement : la décision vous revient.</w:t>
+        <w:t xml:space="preserve"> Une anomalie signalée n'est pas forcément une erreur. C'est une référence qui sort du comportement habituel du catalogue et qui mérite un regard humain. Certaines seront des erreurs de saisie, d'autres des choix commerciaux, comme une opération à prix coûtant. Rien n'est corrigé automatiquement : la décision vous revient.</w:t>
       </w:r>
     </w:p>
     <w:p>
@@ -1550,7 +1550,7 @@
           <w:color w:val="333333"/>
           <w:sz w:val="21"/>
         </w:rPr>
-        <w:t xml:space="preserve">Une méthode d'explication indique, pour chaque référence, quels éléments contribuent le plus à son volume de ventes. Chez BottleNeck, le stock disponible arrive en tête, devant le prix d'achat et le taux de marge. La note et le nombre d'avis n'y pèsent rien, pour une raison simple : les avis sont désactivés sur le site, il n'y en a donc aucun à lire.</w:t>
+        <w:t xml:space="preserve">Une méthode d'explication indique, pour chaque référence, quels éléments contribuent le plus à son volume de ventes. Chez BottleNeck, le stock disponible arrive en tête, devant le prix d'achat et le taux de marge. La note et le nombre d'avis n'y pèsent rien, car les avis sont désactivés sur le site : il n'y en a donc aucun à lire.</w:t>
       </w:r>
     </w:p>
     <w:p>
@@ -1575,7 +1575,7 @@
           <w:color w:val="333333"/>
           <w:sz w:val="20"/>
         </w:rPr>
-        <w:t xml:space="preserve"> Que le stock soit le premier facteur du modèle ne veut pas dire que remplir les rayons fait vendre. Le lien peut jouer dans l'autre sens : on ne vend que ce qu'on a en stock, et les références qui tournent sont réapprovisionnées plus souvent. Le résultat sert à prioriser le réassort ; il ne dit pas qu'augmenter un stock fera vendre plus.</w:t>
+        <w:t xml:space="preserve"> Que le stock soit le premier facteur du modèle ne veut pas dire que remplir les rayons fait vendre. Le lien peut jouer dans l'autre sens : on ne vend que ce qu'on a en stock, et les références qui tournent sont réapprovisionnées plus souvent. Le résultat sert à prioriser le réassort, pas à prévoir l'effet d'une hausse du stock.</w:t>
       </w:r>
     </w:p>
     <w:p>
@@ -1658,7 +1658,7 @@
           <w:color w:val="333333"/>
           <w:sz w:val="21"/>
         </w:rPr>
-        <w:t>Elle ne juge pas la pertinence commerciale d'une référence. Une référence peu rentable peut être stratégique pour d'autres raisons, que seule l'équipe achats connaît.</w:t>
+        <w:t xml:space="preserve">Elle ne juge pas de l'intérêt commercial d'une référence. Une référence peu rentable peut être stratégique pour d'autres raisons, que seule l'équipe achats connaît.</w:t>
       </w:r>
     </w:p>
     <w:p>
@@ -3363,7 +3363,7 @@
           <w:color w:val="333333"/>
           <w:sz w:val="21"/>
         </w:rPr>
-        <w:t xml:space="preserve"> Une ou deux personnes du service achats font trois tâches, seules, à voix haute. L'analyste observe et note, sans répondre aux questions pendant l'exercice ; il explique tout à la fin. Les dispositions des séquences s'appliquent : documents imprimés en noir et blanc, lecture à voix haute sur demande, pas de chronomètre pour qui en a besoin.</w:t>
+        <w:t xml:space="preserve"> Une ou deux personnes du service achats font seules trois tâches en pensant à voix haute. L'analyste observe et note, sans répondre aux questions pendant l'exercice ; il explique tout à la fin. Les dispositions des séquences s'appliquent : documents imprimés en noir et blanc, lecture à voix haute sur demande, pas de chronomètre pour qui en a besoin.</w:t>
       </w:r>
     </w:p>
     <w:tbl>
